--- a/note/Design Pattern.docx
+++ b/note/Design Pattern.docx
@@ -969,6 +969,7 @@
     <w:p>
       <w:pPr>
         <w:rPr>
+          <w:rStyle w:val="normaltextrun"/>
           <w:rFonts w:ascii="Times New Roman" w:eastAsia="Times New Roman" w:hAnsi="Times New Roman" w:cs="Times New Roman"/>
           <w:color w:val="000000"/>
           <w:sz w:val="24"/>
@@ -988,10 +989,671 @@
       </w:r>
       <w:r>
         <w:rPr>
-          <w:rStyle w:val="eop"/>
-          <w:color w:val="000000"/>
-          <w:sz w:val="24"/>
-          <w:szCs w:val="24"/>
+          <w:rStyle w:val="normaltextrun"/>
+          <w:color w:val="000000"/>
+          <w:lang w:val="en-IN"/>
+        </w:rPr>
+        <w:br w:type="page"/>
+      </w:r>
+      <w:r>
+        <w:rPr>
+          <w:rStyle w:val="normaltextrun"/>
+          <w:b/>
+          <w:bCs/>
+          <w:color w:val="000000"/>
+          <w:lang w:val="en-IN"/>
+        </w:rPr>
+        <w:lastRenderedPageBreak/>
+        <w:t>Creational Patterns (object creation)</w:t>
+      </w:r>
+    </w:p>
+    <w:p>
+      <w:pPr>
+        <w:pStyle w:val="ListParagraph"/>
+        <w:numPr>
+          <w:ilvl w:val="0"/>
+          <w:numId w:val="39"/>
+        </w:numPr>
+        <w:rPr>
+          <w:rStyle w:val="normaltextrun"/>
+          <w:color w:val="000000"/>
+          <w:lang w:val="en-IN"/>
+        </w:rPr>
+      </w:pPr>
+      <w:r>
+        <w:rPr>
+          <w:rStyle w:val="normaltextrun"/>
+          <w:color w:val="000000"/>
+          <w:lang w:val="en-IN"/>
+        </w:rPr>
+        <w:t>Singleton – Ensure only one instance of a class exists.</w:t>
+      </w:r>
+    </w:p>
+    <w:p>
+      <w:pPr>
+        <w:pStyle w:val="ListParagraph"/>
+        <w:numPr>
+          <w:ilvl w:val="0"/>
+          <w:numId w:val="39"/>
+        </w:numPr>
+        <w:rPr>
+          <w:rStyle w:val="normaltextrun"/>
+          <w:color w:val="000000"/>
+          <w:lang w:val="en-IN"/>
+        </w:rPr>
+      </w:pPr>
+      <w:r>
+        <w:rPr>
+          <w:rStyle w:val="normaltextrun"/>
+          <w:color w:val="000000"/>
+          <w:lang w:val="en-IN"/>
+        </w:rPr>
+        <w:t>Factory Method – Define an interface for creating objects, but let subclasses decide the class.</w:t>
+      </w:r>
+    </w:p>
+    <w:p>
+      <w:pPr>
+        <w:pStyle w:val="ListParagraph"/>
+        <w:numPr>
+          <w:ilvl w:val="0"/>
+          <w:numId w:val="39"/>
+        </w:numPr>
+        <w:rPr>
+          <w:rStyle w:val="normaltextrun"/>
+          <w:color w:val="000000"/>
+          <w:lang w:val="en-IN"/>
+        </w:rPr>
+      </w:pPr>
+      <w:r>
+        <w:rPr>
+          <w:rStyle w:val="normaltextrun"/>
+          <w:color w:val="000000"/>
+          <w:lang w:val="en-IN"/>
+        </w:rPr>
+        <w:t>Abstract Factory – Provide an interface to create related families of objects without specifying their classes.</w:t>
+      </w:r>
+    </w:p>
+    <w:p>
+      <w:pPr>
+        <w:pStyle w:val="ListParagraph"/>
+        <w:numPr>
+          <w:ilvl w:val="0"/>
+          <w:numId w:val="39"/>
+        </w:numPr>
+        <w:rPr>
+          <w:rStyle w:val="normaltextrun"/>
+          <w:color w:val="000000"/>
+          <w:lang w:val="en-IN"/>
+        </w:rPr>
+      </w:pPr>
+      <w:r>
+        <w:rPr>
+          <w:rStyle w:val="normaltextrun"/>
+          <w:color w:val="000000"/>
+          <w:lang w:val="en-IN"/>
+        </w:rPr>
+        <w:t>Builder – Construct complex objects step by step.</w:t>
+      </w:r>
+    </w:p>
+    <w:p>
+      <w:pPr>
+        <w:pStyle w:val="ListParagraph"/>
+        <w:numPr>
+          <w:ilvl w:val="0"/>
+          <w:numId w:val="39"/>
+        </w:numPr>
+        <w:rPr>
+          <w:rStyle w:val="normaltextrun"/>
+          <w:color w:val="000000"/>
+          <w:lang w:val="en-IN"/>
+        </w:rPr>
+      </w:pPr>
+      <w:r>
+        <w:rPr>
+          <w:rStyle w:val="normaltextrun"/>
+          <w:color w:val="000000"/>
+          <w:lang w:val="en-IN"/>
+        </w:rPr>
+        <w:t>Prototype – Create new objects by cloning existing ones.</w:t>
+      </w:r>
+    </w:p>
+    <w:p>
+      <w:pPr>
+        <w:rPr>
+          <w:rStyle w:val="normaltextrun"/>
+          <w:b/>
+          <w:bCs/>
+          <w:color w:val="000000"/>
+          <w:lang w:val="en-IN"/>
+        </w:rPr>
+      </w:pPr>
+      <w:r>
+        <w:rPr>
+          <w:rStyle w:val="normaltextrun"/>
+          <w:b/>
+          <w:bCs/>
+          <w:color w:val="000000"/>
+          <w:lang w:val="en-IN"/>
+        </w:rPr>
+        <w:t>Structural Patterns (class/object composition)</w:t>
+      </w:r>
+    </w:p>
+    <w:p>
+      <w:pPr>
+        <w:pStyle w:val="ListParagraph"/>
+        <w:numPr>
+          <w:ilvl w:val="0"/>
+          <w:numId w:val="40"/>
+        </w:numPr>
+        <w:rPr>
+          <w:rStyle w:val="normaltextrun"/>
+          <w:color w:val="000000"/>
+          <w:lang w:val="en-IN"/>
+        </w:rPr>
+      </w:pPr>
+      <w:r>
+        <w:rPr>
+          <w:rStyle w:val="normaltextrun"/>
+          <w:color w:val="000000"/>
+          <w:lang w:val="en-IN"/>
+        </w:rPr>
+        <w:t>Adapter – Convert one interface into another that clients expect.</w:t>
+      </w:r>
+    </w:p>
+    <w:p>
+      <w:pPr>
+        <w:pStyle w:val="ListParagraph"/>
+        <w:numPr>
+          <w:ilvl w:val="0"/>
+          <w:numId w:val="40"/>
+        </w:numPr>
+        <w:rPr>
+          <w:rStyle w:val="normaltextrun"/>
+          <w:color w:val="000000"/>
+          <w:lang w:val="en-IN"/>
+        </w:rPr>
+      </w:pPr>
+      <w:r>
+        <w:rPr>
+          <w:rStyle w:val="normaltextrun"/>
+          <w:color w:val="000000"/>
+          <w:lang w:val="en-IN"/>
+        </w:rPr>
+        <w:t>Bridge – Separate abstraction from implementation so they can vary independently.</w:t>
+      </w:r>
+    </w:p>
+    <w:p>
+      <w:pPr>
+        <w:pStyle w:val="ListParagraph"/>
+        <w:numPr>
+          <w:ilvl w:val="0"/>
+          <w:numId w:val="40"/>
+        </w:numPr>
+        <w:rPr>
+          <w:rStyle w:val="normaltextrun"/>
+          <w:color w:val="000000"/>
+          <w:lang w:val="en-IN"/>
+        </w:rPr>
+      </w:pPr>
+      <w:r>
+        <w:rPr>
+          <w:rStyle w:val="normaltextrun"/>
+          <w:color w:val="000000"/>
+          <w:lang w:val="en-IN"/>
+        </w:rPr>
+        <w:t>Composite – Treat a group of objects and a single object uniformly (tree structure).</w:t>
+      </w:r>
+    </w:p>
+    <w:p>
+      <w:pPr>
+        <w:pStyle w:val="ListParagraph"/>
+        <w:numPr>
+          <w:ilvl w:val="0"/>
+          <w:numId w:val="40"/>
+        </w:numPr>
+        <w:rPr>
+          <w:rStyle w:val="normaltextrun"/>
+          <w:color w:val="000000"/>
+          <w:lang w:val="en-IN"/>
+        </w:rPr>
+      </w:pPr>
+      <w:r>
+        <w:rPr>
+          <w:rStyle w:val="normaltextrun"/>
+          <w:color w:val="000000"/>
+          <w:lang w:val="en-IN"/>
+        </w:rPr>
+        <w:t xml:space="preserve">Decorator – Add </w:t>
+      </w:r>
+      <w:proofErr w:type="spellStart"/>
+      <w:r>
+        <w:rPr>
+          <w:rStyle w:val="normaltextrun"/>
+          <w:color w:val="000000"/>
+          <w:lang w:val="en-IN"/>
+        </w:rPr>
+        <w:t>behavior</w:t>
+      </w:r>
+      <w:proofErr w:type="spellEnd"/>
+      <w:r>
+        <w:rPr>
+          <w:rStyle w:val="normaltextrun"/>
+          <w:color w:val="000000"/>
+          <w:lang w:val="en-IN"/>
+        </w:rPr>
+        <w:t xml:space="preserve"> to an object dynamically without changing its class.</w:t>
+      </w:r>
+    </w:p>
+    <w:p>
+      <w:pPr>
+        <w:pStyle w:val="ListParagraph"/>
+        <w:numPr>
+          <w:ilvl w:val="0"/>
+          <w:numId w:val="40"/>
+        </w:numPr>
+        <w:rPr>
+          <w:rStyle w:val="normaltextrun"/>
+          <w:color w:val="000000"/>
+          <w:lang w:val="en-IN"/>
+        </w:rPr>
+      </w:pPr>
+      <w:r>
+        <w:rPr>
+          <w:rStyle w:val="normaltextrun"/>
+          <w:color w:val="000000"/>
+          <w:lang w:val="en-IN"/>
+        </w:rPr>
+        <w:t>Facade – Provide a simplified interface to a complex subsystem.</w:t>
+      </w:r>
+    </w:p>
+    <w:p>
+      <w:pPr>
+        <w:pStyle w:val="ListParagraph"/>
+        <w:numPr>
+          <w:ilvl w:val="0"/>
+          <w:numId w:val="40"/>
+        </w:numPr>
+        <w:rPr>
+          <w:rStyle w:val="normaltextrun"/>
+          <w:color w:val="000000"/>
+          <w:lang w:val="en-IN"/>
+        </w:rPr>
+      </w:pPr>
+      <w:r>
+        <w:rPr>
+          <w:rStyle w:val="normaltextrun"/>
+          <w:color w:val="000000"/>
+          <w:lang w:val="en-IN"/>
+        </w:rPr>
+        <w:t>Flyweight – Reuse shared objects to support large numbers of fine-grained objects efficiently.</w:t>
+      </w:r>
+    </w:p>
+    <w:p>
+      <w:pPr>
+        <w:pStyle w:val="ListParagraph"/>
+        <w:numPr>
+          <w:ilvl w:val="0"/>
+          <w:numId w:val="40"/>
+        </w:numPr>
+        <w:rPr>
+          <w:rStyle w:val="normaltextrun"/>
+          <w:color w:val="000000"/>
+          <w:lang w:val="en-IN"/>
+        </w:rPr>
+      </w:pPr>
+      <w:r>
+        <w:rPr>
+          <w:rStyle w:val="normaltextrun"/>
+          <w:color w:val="000000"/>
+          <w:lang w:val="en-IN"/>
+        </w:rPr>
+        <w:t>Proxy – Provide a placeholder or surrogate to control access to another object.</w:t>
+      </w:r>
+    </w:p>
+    <w:p>
+      <w:pPr>
+        <w:rPr>
+          <w:rStyle w:val="normaltextrun"/>
+          <w:b/>
+          <w:bCs/>
+          <w:color w:val="000000"/>
+          <w:lang w:val="en-IN"/>
+        </w:rPr>
+      </w:pPr>
+      <w:proofErr w:type="spellStart"/>
+      <w:r>
+        <w:rPr>
+          <w:rStyle w:val="normaltextrun"/>
+          <w:b/>
+          <w:bCs/>
+          <w:color w:val="000000"/>
+          <w:lang w:val="en-IN"/>
+        </w:rPr>
+        <w:t>Behavioral</w:t>
+      </w:r>
+      <w:proofErr w:type="spellEnd"/>
+      <w:r>
+        <w:rPr>
+          <w:rStyle w:val="normaltextrun"/>
+          <w:b/>
+          <w:bCs/>
+          <w:color w:val="000000"/>
+          <w:lang w:val="en-IN"/>
+        </w:rPr>
+        <w:t xml:space="preserve"> Patterns (object interaction)</w:t>
+      </w:r>
+    </w:p>
+    <w:p>
+      <w:pPr>
+        <w:pStyle w:val="ListParagraph"/>
+        <w:numPr>
+          <w:ilvl w:val="0"/>
+          <w:numId w:val="41"/>
+        </w:numPr>
+        <w:rPr>
+          <w:rStyle w:val="normaltextrun"/>
+          <w:color w:val="000000"/>
+          <w:lang w:val="en-IN"/>
+        </w:rPr>
+      </w:pPr>
+      <w:r>
+        <w:rPr>
+          <w:rStyle w:val="normaltextrun"/>
+          <w:color w:val="000000"/>
+          <w:lang w:val="en-IN"/>
+        </w:rPr>
+        <w:t>Chain of Responsibility – Pass a request along a chain of handlers until one handles it.</w:t>
+      </w:r>
+    </w:p>
+    <w:p>
+      <w:pPr>
+        <w:pStyle w:val="ListParagraph"/>
+        <w:numPr>
+          <w:ilvl w:val="0"/>
+          <w:numId w:val="41"/>
+        </w:numPr>
+        <w:rPr>
+          <w:rStyle w:val="normaltextrun"/>
+          <w:color w:val="000000"/>
+          <w:lang w:val="en-IN"/>
+        </w:rPr>
+      </w:pPr>
+      <w:r>
+        <w:rPr>
+          <w:rStyle w:val="normaltextrun"/>
+          <w:color w:val="000000"/>
+          <w:lang w:val="en-IN"/>
+        </w:rPr>
+        <w:t>Command – Encapsulate a request as an object, allowing undo/redo and queuing.</w:t>
+      </w:r>
+    </w:p>
+    <w:p>
+      <w:pPr>
+        <w:pStyle w:val="ListParagraph"/>
+        <w:numPr>
+          <w:ilvl w:val="0"/>
+          <w:numId w:val="41"/>
+        </w:numPr>
+        <w:rPr>
+          <w:rStyle w:val="normaltextrun"/>
+          <w:color w:val="000000"/>
+          <w:lang w:val="en-IN"/>
+        </w:rPr>
+      </w:pPr>
+      <w:r>
+        <w:rPr>
+          <w:rStyle w:val="normaltextrun"/>
+          <w:color w:val="000000"/>
+          <w:lang w:val="en-IN"/>
+        </w:rPr>
+        <w:t xml:space="preserve">Interpreter – Define a grammar and interpret sentences in that </w:t>
+      </w:r>
+      <w:proofErr w:type="spellStart"/>
+      <w:r>
+        <w:rPr>
+          <w:rStyle w:val="normaltextrun"/>
+          <w:color w:val="000000"/>
+          <w:lang w:val="en-IN"/>
+        </w:rPr>
+        <w:t>grammar.</w:t>
+      </w:r>
+      <w:proofErr w:type="spellEnd"/>
+    </w:p>
+    <w:p>
+      <w:pPr>
+        <w:pStyle w:val="ListParagraph"/>
+        <w:numPr>
+          <w:ilvl w:val="0"/>
+          <w:numId w:val="41"/>
+        </w:numPr>
+        <w:rPr>
+          <w:rStyle w:val="normaltextrun"/>
+          <w:color w:val="000000"/>
+          <w:lang w:val="en-IN"/>
+        </w:rPr>
+      </w:pPr>
+      <w:proofErr w:type="spellStart"/>
+      <w:r>
+        <w:rPr>
+          <w:rStyle w:val="normaltextrun"/>
+          <w:color w:val="000000"/>
+          <w:lang w:val="en-IN"/>
+        </w:rPr>
+        <w:t>Iterator</w:t>
+      </w:r>
+      <w:proofErr w:type="spellEnd"/>
+      <w:r>
+        <w:rPr>
+          <w:rStyle w:val="normaltextrun"/>
+          <w:color w:val="000000"/>
+          <w:lang w:val="en-IN"/>
+        </w:rPr>
+        <w:t xml:space="preserve"> – Provide a way to access elements of a collection sequentially without exposing details.</w:t>
+      </w:r>
+    </w:p>
+    <w:p>
+      <w:pPr>
+        <w:pStyle w:val="ListParagraph"/>
+        <w:numPr>
+          <w:ilvl w:val="0"/>
+          <w:numId w:val="41"/>
+        </w:numPr>
+        <w:rPr>
+          <w:rStyle w:val="normaltextrun"/>
+          <w:color w:val="000000"/>
+          <w:lang w:val="en-IN"/>
+        </w:rPr>
+      </w:pPr>
+      <w:r>
+        <w:rPr>
+          <w:rStyle w:val="normaltextrun"/>
+          <w:color w:val="000000"/>
+          <w:lang w:val="en-IN"/>
+        </w:rPr>
+        <w:t>Mediator – Define an object to control communication between multiple objects.</w:t>
+      </w:r>
+    </w:p>
+    <w:p>
+      <w:pPr>
+        <w:pStyle w:val="ListParagraph"/>
+        <w:numPr>
+          <w:ilvl w:val="0"/>
+          <w:numId w:val="41"/>
+        </w:numPr>
+        <w:rPr>
+          <w:rStyle w:val="normaltextrun"/>
+          <w:color w:val="000000"/>
+          <w:lang w:val="en-IN"/>
+        </w:rPr>
+      </w:pPr>
+      <w:r>
+        <w:rPr>
+          <w:rStyle w:val="normaltextrun"/>
+          <w:color w:val="000000"/>
+          <w:lang w:val="en-IN"/>
+        </w:rPr>
+        <w:t>Memento – Capture and restore an object’s state without exposing internals.</w:t>
+      </w:r>
+    </w:p>
+    <w:p>
+      <w:pPr>
+        <w:pStyle w:val="ListParagraph"/>
+        <w:numPr>
+          <w:ilvl w:val="0"/>
+          <w:numId w:val="41"/>
+        </w:numPr>
+        <w:rPr>
+          <w:rStyle w:val="normaltextrun"/>
+          <w:color w:val="000000"/>
+          <w:lang w:val="en-IN"/>
+        </w:rPr>
+      </w:pPr>
+      <w:r>
+        <w:rPr>
+          <w:rStyle w:val="normaltextrun"/>
+          <w:color w:val="000000"/>
+          <w:lang w:val="en-IN"/>
+        </w:rPr>
+        <w:t>Observer – Define a one-to-many dependency so when one object changes, others are notified.</w:t>
+      </w:r>
+    </w:p>
+    <w:p>
+      <w:pPr>
+        <w:pStyle w:val="ListParagraph"/>
+        <w:numPr>
+          <w:ilvl w:val="0"/>
+          <w:numId w:val="41"/>
+        </w:numPr>
+        <w:rPr>
+          <w:rStyle w:val="normaltextrun"/>
+          <w:color w:val="000000"/>
+          <w:lang w:val="en-IN"/>
+        </w:rPr>
+      </w:pPr>
+      <w:r>
+        <w:rPr>
+          <w:rStyle w:val="normaltextrun"/>
+          <w:color w:val="000000"/>
+          <w:lang w:val="en-IN"/>
+        </w:rPr>
+        <w:t xml:space="preserve">State – Allow an object to change its </w:t>
+      </w:r>
+      <w:proofErr w:type="spellStart"/>
+      <w:r>
+        <w:rPr>
+          <w:rStyle w:val="normaltextrun"/>
+          <w:color w:val="000000"/>
+          <w:lang w:val="en-IN"/>
+        </w:rPr>
+        <w:t>behavior</w:t>
+      </w:r>
+      <w:proofErr w:type="spellEnd"/>
+      <w:r>
+        <w:rPr>
+          <w:rStyle w:val="normaltextrun"/>
+          <w:color w:val="000000"/>
+          <w:lang w:val="en-IN"/>
+        </w:rPr>
+        <w:t xml:space="preserve"> when </w:t>
+      </w:r>
+      <w:proofErr w:type="gramStart"/>
+      <w:r>
+        <w:rPr>
+          <w:rStyle w:val="normaltextrun"/>
+          <w:color w:val="000000"/>
+          <w:lang w:val="en-IN"/>
+        </w:rPr>
+        <w:t>its</w:t>
+      </w:r>
+      <w:proofErr w:type="gramEnd"/>
+      <w:r>
+        <w:rPr>
+          <w:rStyle w:val="normaltextrun"/>
+          <w:color w:val="000000"/>
+          <w:lang w:val="en-IN"/>
+        </w:rPr>
+        <w:t xml:space="preserve"> internal state changes.</w:t>
+      </w:r>
+    </w:p>
+    <w:p>
+      <w:pPr>
+        <w:pStyle w:val="ListParagraph"/>
+        <w:numPr>
+          <w:ilvl w:val="0"/>
+          <w:numId w:val="41"/>
+        </w:numPr>
+        <w:rPr>
+          <w:rStyle w:val="normaltextrun"/>
+          <w:color w:val="000000"/>
+          <w:lang w:val="en-IN"/>
+        </w:rPr>
+      </w:pPr>
+      <w:r>
+        <w:rPr>
+          <w:rStyle w:val="normaltextrun"/>
+          <w:color w:val="000000"/>
+          <w:lang w:val="en-IN"/>
+        </w:rPr>
+        <w:t>Strategy – Define a family of algorithms and make them interchangeable.</w:t>
+      </w:r>
+    </w:p>
+    <w:p>
+      <w:pPr>
+        <w:pStyle w:val="ListParagraph"/>
+        <w:numPr>
+          <w:ilvl w:val="0"/>
+          <w:numId w:val="41"/>
+        </w:numPr>
+        <w:rPr>
+          <w:rStyle w:val="normaltextrun"/>
+          <w:color w:val="000000"/>
+          <w:lang w:val="en-IN"/>
+        </w:rPr>
+      </w:pPr>
+      <w:r>
+        <w:rPr>
+          <w:rStyle w:val="normaltextrun"/>
+          <w:color w:val="000000"/>
+          <w:lang w:val="en-IN"/>
+        </w:rPr>
+        <w:t>Template Method – Define the skeleton of an algorithm, letting subclasses fill in steps.</w:t>
+      </w:r>
+    </w:p>
+    <w:p>
+      <w:pPr>
+        <w:pStyle w:val="ListParagraph"/>
+        <w:numPr>
+          <w:ilvl w:val="0"/>
+          <w:numId w:val="41"/>
+        </w:numPr>
+        <w:rPr>
+          <w:rStyle w:val="normaltextrun"/>
+          <w:color w:val="000000"/>
+          <w:lang w:val="en-IN"/>
+        </w:rPr>
+      </w:pPr>
+      <w:r>
+        <w:rPr>
+          <w:rStyle w:val="normaltextrun"/>
+          <w:color w:val="000000"/>
+          <w:lang w:val="en-IN"/>
+        </w:rPr>
+        <w:t>Visitor – Add operations to objects without changing their classes.</w:t>
+      </w:r>
+    </w:p>
+    <w:p>
+      <w:pPr>
+        <w:rPr>
+          <w:rStyle w:val="normaltextrun"/>
+          <w:color w:val="000000"/>
+          <w:lang w:val="en-IN"/>
+        </w:rPr>
+      </w:pPr>
+      <w:r>
+        <w:rPr>
+          <w:rStyle w:val="normaltextrun"/>
+          <w:color w:val="000000"/>
+          <w:lang w:val="en-IN"/>
         </w:rPr>
         <w:br w:type="page"/>
       </w:r>
@@ -18440,6 +19102,92 @@
     </w:lvl>
   </w:abstractNum>
   <w:abstractNum w:abstractNumId="2">
+    <w:nsid w:val="0A2425BC"/>
+    <w:multiLevelType w:val="hybridMultilevel"/>
+    <w:tmpl w:val="BB4249A8"/>
+    <w:lvl w:ilvl="0" w:tplc="0409000F">
+      <w:start w:val="1"/>
+      <w:numFmt w:val="decimal"/>
+      <w:lvlText w:val="%1."/>
+      <w:lvlJc w:val="left"/>
+      <w:pPr>
+        <w:ind w:left="720" w:hanging="360"/>
+      </w:pPr>
+    </w:lvl>
+    <w:lvl w:ilvl="1" w:tplc="04090019" w:tentative="1">
+      <w:start w:val="1"/>
+      <w:numFmt w:val="lowerLetter"/>
+      <w:lvlText w:val="%2."/>
+      <w:lvlJc w:val="left"/>
+      <w:pPr>
+        <w:ind w:left="1440" w:hanging="360"/>
+      </w:pPr>
+    </w:lvl>
+    <w:lvl w:ilvl="2" w:tplc="0409001B" w:tentative="1">
+      <w:start w:val="1"/>
+      <w:numFmt w:val="lowerRoman"/>
+      <w:lvlText w:val="%3."/>
+      <w:lvlJc w:val="right"/>
+      <w:pPr>
+        <w:ind w:left="2160" w:hanging="180"/>
+      </w:pPr>
+    </w:lvl>
+    <w:lvl w:ilvl="3" w:tplc="0409000F" w:tentative="1">
+      <w:start w:val="1"/>
+      <w:numFmt w:val="decimal"/>
+      <w:lvlText w:val="%4."/>
+      <w:lvlJc w:val="left"/>
+      <w:pPr>
+        <w:ind w:left="2880" w:hanging="360"/>
+      </w:pPr>
+    </w:lvl>
+    <w:lvl w:ilvl="4" w:tplc="04090019" w:tentative="1">
+      <w:start w:val="1"/>
+      <w:numFmt w:val="lowerLetter"/>
+      <w:lvlText w:val="%5."/>
+      <w:lvlJc w:val="left"/>
+      <w:pPr>
+        <w:ind w:left="3600" w:hanging="360"/>
+      </w:pPr>
+    </w:lvl>
+    <w:lvl w:ilvl="5" w:tplc="0409001B" w:tentative="1">
+      <w:start w:val="1"/>
+      <w:numFmt w:val="lowerRoman"/>
+      <w:lvlText w:val="%6."/>
+      <w:lvlJc w:val="right"/>
+      <w:pPr>
+        <w:ind w:left="4320" w:hanging="180"/>
+      </w:pPr>
+    </w:lvl>
+    <w:lvl w:ilvl="6" w:tplc="0409000F" w:tentative="1">
+      <w:start w:val="1"/>
+      <w:numFmt w:val="decimal"/>
+      <w:lvlText w:val="%7."/>
+      <w:lvlJc w:val="left"/>
+      <w:pPr>
+        <w:ind w:left="5040" w:hanging="360"/>
+      </w:pPr>
+    </w:lvl>
+    <w:lvl w:ilvl="7" w:tplc="04090019" w:tentative="1">
+      <w:start w:val="1"/>
+      <w:numFmt w:val="lowerLetter"/>
+      <w:lvlText w:val="%8."/>
+      <w:lvlJc w:val="left"/>
+      <w:pPr>
+        <w:ind w:left="5760" w:hanging="360"/>
+      </w:pPr>
+    </w:lvl>
+    <w:lvl w:ilvl="8" w:tplc="0409001B" w:tentative="1">
+      <w:start w:val="1"/>
+      <w:numFmt w:val="lowerRoman"/>
+      <w:lvlText w:val="%9."/>
+      <w:lvlJc w:val="right"/>
+      <w:pPr>
+        <w:ind w:left="6480" w:hanging="180"/>
+      </w:pPr>
+    </w:lvl>
+  </w:abstractNum>
+  <w:abstractNum w:abstractNumId="3">
     <w:nsid w:val="0D23367C"/>
     <w:multiLevelType w:val="multilevel"/>
     <w:tmpl w:val="4E5483BA"/>
@@ -18552,7 +19300,93 @@
       </w:pPr>
     </w:lvl>
   </w:abstractNum>
-  <w:abstractNum w:abstractNumId="3">
+  <w:abstractNum w:abstractNumId="4">
+    <w:nsid w:val="0EFE642B"/>
+    <w:multiLevelType w:val="hybridMultilevel"/>
+    <w:tmpl w:val="24867BD0"/>
+    <w:lvl w:ilvl="0" w:tplc="0409000F">
+      <w:start w:val="1"/>
+      <w:numFmt w:val="decimal"/>
+      <w:lvlText w:val="%1."/>
+      <w:lvlJc w:val="left"/>
+      <w:pPr>
+        <w:ind w:left="720" w:hanging="360"/>
+      </w:pPr>
+    </w:lvl>
+    <w:lvl w:ilvl="1" w:tplc="04090019" w:tentative="1">
+      <w:start w:val="1"/>
+      <w:numFmt w:val="lowerLetter"/>
+      <w:lvlText w:val="%2."/>
+      <w:lvlJc w:val="left"/>
+      <w:pPr>
+        <w:ind w:left="1440" w:hanging="360"/>
+      </w:pPr>
+    </w:lvl>
+    <w:lvl w:ilvl="2" w:tplc="0409001B" w:tentative="1">
+      <w:start w:val="1"/>
+      <w:numFmt w:val="lowerRoman"/>
+      <w:lvlText w:val="%3."/>
+      <w:lvlJc w:val="right"/>
+      <w:pPr>
+        <w:ind w:left="2160" w:hanging="180"/>
+      </w:pPr>
+    </w:lvl>
+    <w:lvl w:ilvl="3" w:tplc="0409000F" w:tentative="1">
+      <w:start w:val="1"/>
+      <w:numFmt w:val="decimal"/>
+      <w:lvlText w:val="%4."/>
+      <w:lvlJc w:val="left"/>
+      <w:pPr>
+        <w:ind w:left="2880" w:hanging="360"/>
+      </w:pPr>
+    </w:lvl>
+    <w:lvl w:ilvl="4" w:tplc="04090019" w:tentative="1">
+      <w:start w:val="1"/>
+      <w:numFmt w:val="lowerLetter"/>
+      <w:lvlText w:val="%5."/>
+      <w:lvlJc w:val="left"/>
+      <w:pPr>
+        <w:ind w:left="3600" w:hanging="360"/>
+      </w:pPr>
+    </w:lvl>
+    <w:lvl w:ilvl="5" w:tplc="0409001B" w:tentative="1">
+      <w:start w:val="1"/>
+      <w:numFmt w:val="lowerRoman"/>
+      <w:lvlText w:val="%6."/>
+      <w:lvlJc w:val="right"/>
+      <w:pPr>
+        <w:ind w:left="4320" w:hanging="180"/>
+      </w:pPr>
+    </w:lvl>
+    <w:lvl w:ilvl="6" w:tplc="0409000F" w:tentative="1">
+      <w:start w:val="1"/>
+      <w:numFmt w:val="decimal"/>
+      <w:lvlText w:val="%7."/>
+      <w:lvlJc w:val="left"/>
+      <w:pPr>
+        <w:ind w:left="5040" w:hanging="360"/>
+      </w:pPr>
+    </w:lvl>
+    <w:lvl w:ilvl="7" w:tplc="04090019" w:tentative="1">
+      <w:start w:val="1"/>
+      <w:numFmt w:val="lowerLetter"/>
+      <w:lvlText w:val="%8."/>
+      <w:lvlJc w:val="left"/>
+      <w:pPr>
+        <w:ind w:left="5760" w:hanging="360"/>
+      </w:pPr>
+    </w:lvl>
+    <w:lvl w:ilvl="8" w:tplc="0409001B" w:tentative="1">
+      <w:start w:val="1"/>
+      <w:numFmt w:val="lowerRoman"/>
+      <w:lvlText w:val="%9."/>
+      <w:lvlJc w:val="right"/>
+      <w:pPr>
+        <w:ind w:left="6480" w:hanging="180"/>
+      </w:pPr>
+    </w:lvl>
+  </w:abstractNum>
+  <w:abstractNum w:abstractNumId="5">
     <w:nsid w:val="12F50559"/>
     <w:multiLevelType w:val="hybridMultilevel"/>
     <w:tmpl w:val="3E640DB0"/>
@@ -18641,7 +19475,7 @@
       </w:pPr>
     </w:lvl>
   </w:abstractNum>
-  <w:abstractNum w:abstractNumId="4">
+  <w:abstractNum w:abstractNumId="6">
     <w:nsid w:val="14A76DC4"/>
     <w:multiLevelType w:val="multilevel"/>
     <w:tmpl w:val="4F0E3B92"/>
@@ -18754,7 +19588,7 @@
       </w:pPr>
     </w:lvl>
   </w:abstractNum>
-  <w:abstractNum w:abstractNumId="5">
+  <w:abstractNum w:abstractNumId="7">
     <w:nsid w:val="16D05199"/>
     <w:multiLevelType w:val="multilevel"/>
     <w:tmpl w:val="D26AB690"/>
@@ -18867,7 +19701,7 @@
       </w:pPr>
     </w:lvl>
   </w:abstractNum>
-  <w:abstractNum w:abstractNumId="6">
+  <w:abstractNum w:abstractNumId="8">
     <w:nsid w:val="226F3866"/>
     <w:multiLevelType w:val="hybridMultilevel"/>
     <w:tmpl w:val="620AA238"/>
@@ -18956,7 +19790,7 @@
       </w:pPr>
     </w:lvl>
   </w:abstractNum>
-  <w:abstractNum w:abstractNumId="7">
+  <w:abstractNum w:abstractNumId="9">
     <w:nsid w:val="239B1A3B"/>
     <w:multiLevelType w:val="hybridMultilevel"/>
     <w:tmpl w:val="CC8A8472"/>
@@ -19045,7 +19879,7 @@
       </w:pPr>
     </w:lvl>
   </w:abstractNum>
-  <w:abstractNum w:abstractNumId="8">
+  <w:abstractNum w:abstractNumId="10">
     <w:nsid w:val="261D56E6"/>
     <w:multiLevelType w:val="hybridMultilevel"/>
     <w:tmpl w:val="63B8EF8E"/>
@@ -19134,7 +19968,7 @@
       </w:pPr>
     </w:lvl>
   </w:abstractNum>
-  <w:abstractNum w:abstractNumId="9">
+  <w:abstractNum w:abstractNumId="11">
     <w:nsid w:val="266235F0"/>
     <w:multiLevelType w:val="multilevel"/>
     <w:tmpl w:val="D5466734"/>
@@ -19247,7 +20081,7 @@
       </w:pPr>
     </w:lvl>
   </w:abstractNum>
-  <w:abstractNum w:abstractNumId="10">
+  <w:abstractNum w:abstractNumId="12">
     <w:nsid w:val="289525BF"/>
     <w:multiLevelType w:val="hybridMultilevel"/>
     <w:tmpl w:val="1B2A75D4"/>
@@ -19336,7 +20170,7 @@
       </w:pPr>
     </w:lvl>
   </w:abstractNum>
-  <w:abstractNum w:abstractNumId="11">
+  <w:abstractNum w:abstractNumId="13">
     <w:nsid w:val="2A315DCB"/>
     <w:multiLevelType w:val="hybridMultilevel"/>
     <w:tmpl w:val="D2C44A56"/>
@@ -19426,7 +20260,7 @@
       </w:pPr>
     </w:lvl>
   </w:abstractNum>
-  <w:abstractNum w:abstractNumId="12">
+  <w:abstractNum w:abstractNumId="14">
     <w:nsid w:val="2FB167B8"/>
     <w:multiLevelType w:val="hybridMultilevel"/>
     <w:tmpl w:val="C15EB470"/>
@@ -19515,7 +20349,7 @@
       </w:pPr>
     </w:lvl>
   </w:abstractNum>
-  <w:abstractNum w:abstractNumId="13">
+  <w:abstractNum w:abstractNumId="15">
     <w:nsid w:val="3282583E"/>
     <w:multiLevelType w:val="multilevel"/>
     <w:tmpl w:val="3C363FF6"/>
@@ -19628,7 +20462,7 @@
       </w:pPr>
     </w:lvl>
   </w:abstractNum>
-  <w:abstractNum w:abstractNumId="14">
+  <w:abstractNum w:abstractNumId="16">
     <w:nsid w:val="35374C1D"/>
     <w:multiLevelType w:val="hybridMultilevel"/>
     <w:tmpl w:val="F8C2E562"/>
@@ -19717,7 +20551,7 @@
       </w:pPr>
     </w:lvl>
   </w:abstractNum>
-  <w:abstractNum w:abstractNumId="15">
+  <w:abstractNum w:abstractNumId="17">
     <w:nsid w:val="3B2E1DE6"/>
     <w:multiLevelType w:val="hybridMultilevel"/>
     <w:tmpl w:val="2C7CF9E6"/>
@@ -19806,7 +20640,7 @@
       </w:pPr>
     </w:lvl>
   </w:abstractNum>
-  <w:abstractNum w:abstractNumId="16">
+  <w:abstractNum w:abstractNumId="18">
     <w:nsid w:val="3E2F49F4"/>
     <w:multiLevelType w:val="multilevel"/>
     <w:tmpl w:val="BF68AF2E"/>
@@ -19919,7 +20753,7 @@
       </w:pPr>
     </w:lvl>
   </w:abstractNum>
-  <w:abstractNum w:abstractNumId="17">
+  <w:abstractNum w:abstractNumId="19">
     <w:nsid w:val="3F9E51B8"/>
     <w:multiLevelType w:val="multilevel"/>
     <w:tmpl w:val="B282DA24"/>
@@ -20032,7 +20866,7 @@
       </w:pPr>
     </w:lvl>
   </w:abstractNum>
-  <w:abstractNum w:abstractNumId="18">
+  <w:abstractNum w:abstractNumId="20">
     <w:nsid w:val="40D60495"/>
     <w:multiLevelType w:val="multilevel"/>
     <w:tmpl w:val="F94677A0"/>
@@ -20145,7 +20979,93 @@
       </w:pPr>
     </w:lvl>
   </w:abstractNum>
-  <w:abstractNum w:abstractNumId="19">
+  <w:abstractNum w:abstractNumId="21">
+    <w:nsid w:val="41D95792"/>
+    <w:multiLevelType w:val="hybridMultilevel"/>
+    <w:tmpl w:val="6594442C"/>
+    <w:lvl w:ilvl="0" w:tplc="0409000F">
+      <w:start w:val="1"/>
+      <w:numFmt w:val="decimal"/>
+      <w:lvlText w:val="%1."/>
+      <w:lvlJc w:val="left"/>
+      <w:pPr>
+        <w:ind w:left="720" w:hanging="360"/>
+      </w:pPr>
+    </w:lvl>
+    <w:lvl w:ilvl="1" w:tplc="04090019" w:tentative="1">
+      <w:start w:val="1"/>
+      <w:numFmt w:val="lowerLetter"/>
+      <w:lvlText w:val="%2."/>
+      <w:lvlJc w:val="left"/>
+      <w:pPr>
+        <w:ind w:left="1440" w:hanging="360"/>
+      </w:pPr>
+    </w:lvl>
+    <w:lvl w:ilvl="2" w:tplc="0409001B" w:tentative="1">
+      <w:start w:val="1"/>
+      <w:numFmt w:val="lowerRoman"/>
+      <w:lvlText w:val="%3."/>
+      <w:lvlJc w:val="right"/>
+      <w:pPr>
+        <w:ind w:left="2160" w:hanging="180"/>
+      </w:pPr>
+    </w:lvl>
+    <w:lvl w:ilvl="3" w:tplc="0409000F" w:tentative="1">
+      <w:start w:val="1"/>
+      <w:numFmt w:val="decimal"/>
+      <w:lvlText w:val="%4."/>
+      <w:lvlJc w:val="left"/>
+      <w:pPr>
+        <w:ind w:left="2880" w:hanging="360"/>
+      </w:pPr>
+    </w:lvl>
+    <w:lvl w:ilvl="4" w:tplc="04090019" w:tentative="1">
+      <w:start w:val="1"/>
+      <w:numFmt w:val="lowerLetter"/>
+      <w:lvlText w:val="%5."/>
+      <w:lvlJc w:val="left"/>
+      <w:pPr>
+        <w:ind w:left="3600" w:hanging="360"/>
+      </w:pPr>
+    </w:lvl>
+    <w:lvl w:ilvl="5" w:tplc="0409001B" w:tentative="1">
+      <w:start w:val="1"/>
+      <w:numFmt w:val="lowerRoman"/>
+      <w:lvlText w:val="%6."/>
+      <w:lvlJc w:val="right"/>
+      <w:pPr>
+        <w:ind w:left="4320" w:hanging="180"/>
+      </w:pPr>
+    </w:lvl>
+    <w:lvl w:ilvl="6" w:tplc="0409000F" w:tentative="1">
+      <w:start w:val="1"/>
+      <w:numFmt w:val="decimal"/>
+      <w:lvlText w:val="%7."/>
+      <w:lvlJc w:val="left"/>
+      <w:pPr>
+        <w:ind w:left="5040" w:hanging="360"/>
+      </w:pPr>
+    </w:lvl>
+    <w:lvl w:ilvl="7" w:tplc="04090019" w:tentative="1">
+      <w:start w:val="1"/>
+      <w:numFmt w:val="lowerLetter"/>
+      <w:lvlText w:val="%8."/>
+      <w:lvlJc w:val="left"/>
+      <w:pPr>
+        <w:ind w:left="5760" w:hanging="360"/>
+      </w:pPr>
+    </w:lvl>
+    <w:lvl w:ilvl="8" w:tplc="0409001B" w:tentative="1">
+      <w:start w:val="1"/>
+      <w:numFmt w:val="lowerRoman"/>
+      <w:lvlText w:val="%9."/>
+      <w:lvlJc w:val="right"/>
+      <w:pPr>
+        <w:ind w:left="6480" w:hanging="180"/>
+      </w:pPr>
+    </w:lvl>
+  </w:abstractNum>
+  <w:abstractNum w:abstractNumId="22">
     <w:nsid w:val="445F2A6F"/>
     <w:multiLevelType w:val="multilevel"/>
     <w:tmpl w:val="34D65058"/>
@@ -20258,7 +21178,7 @@
       </w:pPr>
     </w:lvl>
   </w:abstractNum>
-  <w:abstractNum w:abstractNumId="20">
+  <w:abstractNum w:abstractNumId="23">
     <w:nsid w:val="49BF5757"/>
     <w:multiLevelType w:val="hybridMultilevel"/>
     <w:tmpl w:val="0ACA3C0C"/>
@@ -20347,7 +21267,7 @@
       </w:pPr>
     </w:lvl>
   </w:abstractNum>
-  <w:abstractNum w:abstractNumId="21">
+  <w:abstractNum w:abstractNumId="24">
     <w:nsid w:val="4AA01CA5"/>
     <w:multiLevelType w:val="hybridMultilevel"/>
     <w:tmpl w:val="BDDAE364"/>
@@ -20436,7 +21356,7 @@
       </w:pPr>
     </w:lvl>
   </w:abstractNum>
-  <w:abstractNum w:abstractNumId="22">
+  <w:abstractNum w:abstractNumId="25">
     <w:nsid w:val="4F7D335E"/>
     <w:multiLevelType w:val="multilevel"/>
     <w:tmpl w:val="423C5C08"/>
@@ -20549,7 +21469,7 @@
       </w:pPr>
     </w:lvl>
   </w:abstractNum>
-  <w:abstractNum w:abstractNumId="23">
+  <w:abstractNum w:abstractNumId="26">
     <w:nsid w:val="52B81F6F"/>
     <w:multiLevelType w:val="hybridMultilevel"/>
     <w:tmpl w:val="68F02A5A"/>
@@ -20639,7 +21559,7 @@
       </w:pPr>
     </w:lvl>
   </w:abstractNum>
-  <w:abstractNum w:abstractNumId="24">
+  <w:abstractNum w:abstractNumId="27">
     <w:nsid w:val="55E4483E"/>
     <w:multiLevelType w:val="multilevel"/>
     <w:tmpl w:val="339EB390"/>
@@ -20752,7 +21672,7 @@
       </w:pPr>
     </w:lvl>
   </w:abstractNum>
-  <w:abstractNum w:abstractNumId="25">
+  <w:abstractNum w:abstractNumId="28">
     <w:nsid w:val="5E791135"/>
     <w:multiLevelType w:val="hybridMultilevel"/>
     <w:tmpl w:val="0DCE138C"/>
@@ -20841,7 +21761,7 @@
       </w:pPr>
     </w:lvl>
   </w:abstractNum>
-  <w:abstractNum w:abstractNumId="26">
+  <w:abstractNum w:abstractNumId="29">
     <w:nsid w:val="5FC95B6D"/>
     <w:multiLevelType w:val="multilevel"/>
     <w:tmpl w:val="41AA98C4"/>
@@ -20954,7 +21874,7 @@
       </w:pPr>
     </w:lvl>
   </w:abstractNum>
-  <w:abstractNum w:abstractNumId="27">
+  <w:abstractNum w:abstractNumId="30">
     <w:nsid w:val="62657974"/>
     <w:multiLevelType w:val="multilevel"/>
     <w:tmpl w:val="708633FC"/>
@@ -21067,7 +21987,7 @@
       </w:pPr>
     </w:lvl>
   </w:abstractNum>
-  <w:abstractNum w:abstractNumId="28">
+  <w:abstractNum w:abstractNumId="31">
     <w:nsid w:val="6550785C"/>
     <w:multiLevelType w:val="multilevel"/>
     <w:tmpl w:val="2C342D28"/>
@@ -21180,7 +22100,7 @@
       </w:pPr>
     </w:lvl>
   </w:abstractNum>
-  <w:abstractNum w:abstractNumId="29">
+  <w:abstractNum w:abstractNumId="32">
     <w:nsid w:val="659B34AC"/>
     <w:multiLevelType w:val="hybridMultilevel"/>
     <w:tmpl w:val="DA36D300"/>
@@ -21270,7 +22190,7 @@
       </w:pPr>
     </w:lvl>
   </w:abstractNum>
-  <w:abstractNum w:abstractNumId="30">
+  <w:abstractNum w:abstractNumId="33">
     <w:nsid w:val="681D7DA4"/>
     <w:multiLevelType w:val="hybridMultilevel"/>
     <w:tmpl w:val="22BE42F4"/>
@@ -21359,7 +22279,7 @@
       </w:pPr>
     </w:lvl>
   </w:abstractNum>
-  <w:abstractNum w:abstractNumId="31">
+  <w:abstractNum w:abstractNumId="34">
     <w:nsid w:val="6E6158BC"/>
     <w:multiLevelType w:val="multilevel"/>
     <w:tmpl w:val="CE0ADD98"/>
@@ -21472,7 +22392,7 @@
       </w:pPr>
     </w:lvl>
   </w:abstractNum>
-  <w:abstractNum w:abstractNumId="32">
+  <w:abstractNum w:abstractNumId="35">
     <w:nsid w:val="741512B2"/>
     <w:multiLevelType w:val="multilevel"/>
     <w:tmpl w:val="E946BD92"/>
@@ -21585,7 +22505,7 @@
       </w:pPr>
     </w:lvl>
   </w:abstractNum>
-  <w:abstractNum w:abstractNumId="33">
+  <w:abstractNum w:abstractNumId="36">
     <w:nsid w:val="74896DC9"/>
     <w:multiLevelType w:val="hybridMultilevel"/>
     <w:tmpl w:val="67966684"/>
@@ -21675,7 +22595,7 @@
       </w:pPr>
     </w:lvl>
   </w:abstractNum>
-  <w:abstractNum w:abstractNumId="34">
+  <w:abstractNum w:abstractNumId="37">
     <w:nsid w:val="788143A8"/>
     <w:multiLevelType w:val="hybridMultilevel"/>
     <w:tmpl w:val="71D68146"/>
@@ -21764,7 +22684,7 @@
       </w:pPr>
     </w:lvl>
   </w:abstractNum>
-  <w:abstractNum w:abstractNumId="35">
+  <w:abstractNum w:abstractNumId="38">
     <w:nsid w:val="7C4B100A"/>
     <w:multiLevelType w:val="hybridMultilevel"/>
     <w:tmpl w:val="CC34822A"/>
@@ -21853,7 +22773,7 @@
       </w:pPr>
     </w:lvl>
   </w:abstractNum>
-  <w:abstractNum w:abstractNumId="36">
+  <w:abstractNum w:abstractNumId="39">
     <w:nsid w:val="7C9C4A8C"/>
     <w:multiLevelType w:val="multilevel"/>
     <w:tmpl w:val="9A2ADB0E"/>
@@ -21966,7 +22886,7 @@
       </w:pPr>
     </w:lvl>
   </w:abstractNum>
-  <w:abstractNum w:abstractNumId="37">
+  <w:abstractNum w:abstractNumId="40">
     <w:nsid w:val="7E555ABF"/>
     <w:multiLevelType w:val="multilevel"/>
     <w:tmpl w:val="388A5214"/>
@@ -22080,118 +23000,127 @@
     </w:lvl>
   </w:abstractNum>
   <w:num w:numId="1">
-    <w:abstractNumId w:val="5"/>
+    <w:abstractNumId w:val="7"/>
   </w:num>
   <w:num w:numId="2">
+    <w:abstractNumId w:val="22"/>
+  </w:num>
+  <w:num w:numId="3">
+    <w:abstractNumId w:val="20"/>
+  </w:num>
+  <w:num w:numId="4">
     <w:abstractNumId w:val="19"/>
   </w:num>
-  <w:num w:numId="3">
+  <w:num w:numId="5">
+    <w:abstractNumId w:val="27"/>
+  </w:num>
+  <w:num w:numId="6">
+    <w:abstractNumId w:val="40"/>
+  </w:num>
+  <w:num w:numId="7">
+    <w:abstractNumId w:val="35"/>
+  </w:num>
+  <w:num w:numId="8">
+    <w:abstractNumId w:val="34"/>
+  </w:num>
+  <w:num w:numId="9">
+    <w:abstractNumId w:val="31"/>
+  </w:num>
+  <w:num w:numId="10">
+    <w:abstractNumId w:val="6"/>
+  </w:num>
+  <w:num w:numId="11">
+    <w:abstractNumId w:val="15"/>
+  </w:num>
+  <w:num w:numId="12">
     <w:abstractNumId w:val="18"/>
   </w:num>
-  <w:num w:numId="4">
-    <w:abstractNumId w:val="17"/>
-  </w:num>
-  <w:num w:numId="5">
-    <w:abstractNumId w:val="24"/>
-  </w:num>
-  <w:num w:numId="6">
-    <w:abstractNumId w:val="37"/>
-  </w:num>
-  <w:num w:numId="7">
-    <w:abstractNumId w:val="32"/>
-  </w:num>
-  <w:num w:numId="8">
-    <w:abstractNumId w:val="31"/>
-  </w:num>
-  <w:num w:numId="9">
-    <w:abstractNumId w:val="28"/>
-  </w:num>
-  <w:num w:numId="10">
-    <w:abstractNumId w:val="4"/>
-  </w:num>
-  <w:num w:numId="11">
-    <w:abstractNumId w:val="13"/>
-  </w:num>
-  <w:num w:numId="12">
-    <w:abstractNumId w:val="16"/>
-  </w:num>
   <w:num w:numId="13">
-    <w:abstractNumId w:val="36"/>
+    <w:abstractNumId w:val="39"/>
   </w:num>
   <w:num w:numId="14">
-    <w:abstractNumId w:val="22"/>
+    <w:abstractNumId w:val="25"/>
   </w:num>
   <w:num w:numId="15">
     <w:abstractNumId w:val="1"/>
   </w:num>
   <w:num w:numId="16">
-    <w:abstractNumId w:val="2"/>
+    <w:abstractNumId w:val="3"/>
   </w:num>
   <w:num w:numId="17">
-    <w:abstractNumId w:val="27"/>
+    <w:abstractNumId w:val="30"/>
   </w:num>
   <w:num w:numId="18">
-    <w:abstractNumId w:val="9"/>
+    <w:abstractNumId w:val="11"/>
   </w:num>
   <w:num w:numId="19">
     <w:abstractNumId w:val="0"/>
   </w:num>
   <w:num w:numId="20">
+    <w:abstractNumId w:val="29"/>
+  </w:num>
+  <w:num w:numId="21">
+    <w:abstractNumId w:val="13"/>
+  </w:num>
+  <w:num w:numId="22">
+    <w:abstractNumId w:val="33"/>
+  </w:num>
+  <w:num w:numId="23">
+    <w:abstractNumId w:val="37"/>
+  </w:num>
+  <w:num w:numId="24">
+    <w:abstractNumId w:val="36"/>
+  </w:num>
+  <w:num w:numId="25">
+    <w:abstractNumId w:val="9"/>
+  </w:num>
+  <w:num w:numId="26">
+    <w:abstractNumId w:val="14"/>
+  </w:num>
+  <w:num w:numId="27">
     <w:abstractNumId w:val="26"/>
   </w:num>
-  <w:num w:numId="21">
-    <w:abstractNumId w:val="11"/>
+  <w:num w:numId="28">
+    <w:abstractNumId w:val="17"/>
   </w:num>
-  <w:num w:numId="22">
-    <w:abstractNumId w:val="30"/>
+  <w:num w:numId="29">
+    <w:abstractNumId w:val="5"/>
   </w:num>
-  <w:num w:numId="23">
-    <w:abstractNumId w:val="34"/>
+  <w:num w:numId="30">
+    <w:abstractNumId w:val="28"/>
   </w:num>
-  <w:num w:numId="24">
-    <w:abstractNumId w:val="33"/>
+  <w:num w:numId="31">
+    <w:abstractNumId w:val="8"/>
   </w:num>
-  <w:num w:numId="25">
-    <w:abstractNumId w:val="7"/>
+  <w:num w:numId="32">
+    <w:abstractNumId w:val="10"/>
   </w:num>
-  <w:num w:numId="26">
+  <w:num w:numId="33">
     <w:abstractNumId w:val="12"/>
   </w:num>
-  <w:num w:numId="27">
+  <w:num w:numId="34">
     <w:abstractNumId w:val="23"/>
   </w:num>
-  <w:num w:numId="28">
-    <w:abstractNumId w:val="15"/>
+  <w:num w:numId="35">
+    <w:abstractNumId w:val="24"/>
   </w:num>
-  <w:num w:numId="29">
-    <w:abstractNumId w:val="3"/>
+  <w:num w:numId="36">
+    <w:abstractNumId w:val="32"/>
   </w:num>
-  <w:num w:numId="30">
-    <w:abstractNumId w:val="25"/>
+  <w:num w:numId="37">
+    <w:abstractNumId w:val="16"/>
   </w:num>
-  <w:num w:numId="31">
-    <w:abstractNumId w:val="6"/>
+  <w:num w:numId="38">
+    <w:abstractNumId w:val="38"/>
   </w:num>
-  <w:num w:numId="32">
-    <w:abstractNumId w:val="8"/>
-  </w:num>
-  <w:num w:numId="33">
-    <w:abstractNumId w:val="10"/>
-  </w:num>
-  <w:num w:numId="34">
-    <w:abstractNumId w:val="20"/>
-  </w:num>
-  <w:num w:numId="35">
+  <w:num w:numId="39">
     <w:abstractNumId w:val="21"/>
   </w:num>
-  <w:num w:numId="36">
-    <w:abstractNumId w:val="29"/>
+  <w:num w:numId="40">
+    <w:abstractNumId w:val="4"/>
   </w:num>
-  <w:num w:numId="37">
-    <w:abstractNumId w:val="14"/>
-  </w:num>
-  <w:num w:numId="38">
-    <w:abstractNumId w:val="35"/>
+  <w:num w:numId="41">
+    <w:abstractNumId w:val="2"/>
   </w:num>
 </w:numbering>
 </file>
